--- a/docs/PROJECT_SUBMISSION_CH4.docx
+++ b/docs/PROJECT_SUBMISSION_CH4.docx
@@ -2900,7 +2900,7 @@
           <w:sz w:val="24"/>
           <w:szCs w:val="24"/>
         </w:rPr>
-        <w:t xml:space="preserve">The system's calibration methodology requires vehicle-arrival counts collected at the Sapon Under-bridge Junction, per direction (north, south, east, west), across peak and off-peak sessions, recorded as five-minute interval counts (a session date, a direction, a period, an interval start time, the interval length in minutes, and the observed vehicle count). For this submission, that dataset is a synthetic placeholder (structured identically to what a real field survey would produce and documented as such in the repository, so a genuine survey's counts can be substituted as a drop-in file replacement with no code changes) pending an actual field survey at the junction; this limitation is discussed further in Section 1.6 and revisited as future work in Chapter Five.</w:t>
+        <w:t xml:space="preserve">The system's calibration methodology requires vehicle-arrival counts collected at the Sapon Under-bridge Junction, per direction (north, south, east, west), across peak and off-peak sessions, recorded as five-minute interval counts (a session date, a direction, a period, an interval start time, the interval length in minutes, and the observed vehicle count). For this submission, that dataset is a synthetic placeholder (structured identically to what a real field survey would produce and documented as such in the repository, so a genuine survey's counts can be substituted as a drop-in file replacement with no code changes) pending an actual field survey at the junction.</w:t>
       </w:r>
     </w:p>
     <w:p>
@@ -2914,7 +2914,7 @@
           <w:sz w:val="24"/>
           <w:szCs w:val="24"/>
         </w:rPr>
-        <w:t xml:space="preserve">Each direction/period combination's counts are fit to a Poisson distribution using scipy.stats, with a chi-square goodness-of-fit test computed for every fit; a negative binomial distribution is the documented fallback should a given direction/period's counts prove over-dispersed relative to a Poisson assumption. The fitted rate parameter (λ, in vehicles per five-minute interval) for each of the eight direction/period combinations is what ultimately drives SUMO's vehicle-insertion process for that scenario, converted to a per-second insertion probability for the corresponding route flow. The fitted parameters obtained for the calibration data used in this project are reported in Table 4.1, in Chapter Four, alongside their goodness-of-fit results.</w:t>
+        <w:t xml:space="preserve">Each direction/period combination's counts are fit to a Poisson distribution using scipy.stats, with a chi-square goodness-of-fit test computed for every fit; a negative binomial distribution is the documented fallback should a given direction/period's counts prove over-dispersed relative to a Poisson assumption. The fitted rate parameter (λ, in vehicles per five-minute interval) for each of the eight direction/period combinations is what ultimately drives SUMO's vehicle-insertion process for that scenario, converted to a per-second insertion probability for the corresponding route flow.</w:t>
       </w:r>
     </w:p>
     <w:p>
@@ -4824,7 +4824,7 @@
           <w:sz w:val="24"/>
           <w:szCs w:val="24"/>
         </w:rPr>
-        <w:t xml:space="preserve">The intelligent controller is evaluated against a fixed-time baseline controller on the same calibrated scenario, run twice under identical conditions (once under the full runtime control loop described in Section 3.7, and once under a fixed-time controller that cycles through the same nine-phase space on fixed, pre-set durations with no model input and no priority pre-emption) so that any difference in the reported metrics is attributable to the controller, not to a difference in the traffic itself. Four metrics are computed from the logged state of each run: average waiting time (seconds), average queue length (vehicles), throughput (vehicles cleared per hour), and priority-vehicle (emergency) response time (seconds, from an emergency vehicle's detection to its clearing the junction). Runs are seeded, so the same scenario and seed reproduce the same vehicle-arrival sequence under both controllers, making the comparison a controlled one rather than a comparison across two different, randomly-drawn traffic samples. Chapter Four reports the results of this evaluation on both the calibrated peak-hour and off-peak scenarios.</w:t>
+        <w:t xml:space="preserve">The intelligent controller is evaluated against a fixed-time baseline controller on the same calibrated scenario, run twice under identical conditions (once under the full runtime control loop described in Section 3.7, and once under a fixed-time controller that cycles through the same nine-phase space on fixed, pre-set durations with no model input and no priority pre-emption) so that any difference in the reported metrics is attributable to the controller, not to a difference in the traffic itself. Four metrics are computed from the logged state of each run: average waiting time (seconds), average queue length (vehicles), throughput (vehicles cleared per hour), and priority-vehicle (emergency) response time (seconds, from an emergency vehicle's detection to its clearing the junction). Runs are seeded, so the same scenario and seed reproduce the same vehicle-arrival sequence under both controllers, making the comparison a controlled one rather than a comparison across two different, randomly-drawn traffic samples.</w:t>
       </w:r>
     </w:p>
     <w:p>
@@ -4937,7 +4937,7 @@
           <w:sz w:val="24"/>
           <w:szCs w:val="24"/>
         </w:rPr>
-        <w:t xml:space="preserve">Table 4.1 reports the Poisson rate parameter (λ, mean arrivals per five-minute interval) fitted for each of the four junction directions across both the peak and off-peak periods, together with each fit's chi-square goodness-of-fit statistic and p-value. Seven of the eight direction/period combinations show no significant departure from a Poisson arrival process at the 5% level (p &gt; 0.05); the south approach's peak-period fit is the one exception, with a p-value of 0.032, indicating the observed counts are more dispersed than a pure Poisson process would predict for that specific direction and period. This is flagged rather than silently accepted: it is a specific, actionable candidate for re-fitting to a negative binomial distribution (the documented fallback for over-dispersed arrivals) in a future calibration pass, and is noted again as a limitation to address in future work (Chapter Five).</w:t>
+        <w:t xml:space="preserve">Table 4.1 reports the Poisson rate parameter (λ, mean arrivals per five-minute interval) fitted for each of the four junction directions across both the peak and off-peak periods, together with each fit's chi-square goodness-of-fit statistic and p-value. Seven of the eight direction/period combinations show no significant departure from a Poisson arrival process at the 5% level (p &gt; 0.05); the south approach's peak-period fit is the one exception, with a p-value of 0.032, indicating the observed counts are more dispersed than a pure Poisson process would predict for that specific direction and period. This is flagged rather than silently accepted: it is a specific, actionable candidate for re-fitting to a negative binomial distribution (the documented fallback for over-dispersed arrivals) in a future calibration pass.</w:t>
       </w:r>
     </w:p>
     <w:p>
@@ -6799,7 +6799,7 @@
           <w:sz w:val="24"/>
           <w:szCs w:val="24"/>
         </w:rPr>
-        <w:t xml:space="preserve">Figure 4.1 shows the Live State page's junction canvas during an actual live emergency-vehicle pre-emption event, captured mid-run from a real SUMO simulation of the peak scenario (not a mocked or scripted screenshot): tick 302, an emergency vehicle detected on the south approach, the scheduler holding SOUTH_GREEN and logging the decision with the emergency_preempt reason code, and the model's own recommendation for that tick shown as bypassed alongside the phase actually applied: exactly the auditability behaviour described in Section 3.7.</w:t>
+        <w:t xml:space="preserve">Figure 4.1 shows the Live State page's junction canvas during an actual live emergency-vehicle pre-emption event, captured mid-run from a real SUMO simulation of the peak scenario (not a mocked or scripted screenshot): tick 302, an emergency vehicle detected on the south approach, the scheduler holding SOUTH_GREEN and logging the decision with the emergency_preempt reason code, and the model's own recommendation for that tick shown as bypassed alongside the phase actually applied.</w:t>
       </w:r>
     </w:p>
     <w:p>
@@ -7129,7 +7129,7 @@
           <w:sz w:val="24"/>
           <w:szCs w:val="24"/>
         </w:rPr>
-        <w:t xml:space="preserve">The intelligent controller and the fixed-time baseline were each run for 900 ticks (fifteen simulated minutes) on both the calibrated peak and off-peak scenarios, under the same seed, per the methodology in Section 3.11. Tables 4.3 and 4.4 report the results.</w:t>
+        <w:t xml:space="preserve">The intelligent controller and the fixed-time baseline were each run for 900 ticks (fifteen simulated minutes) on both the calibrated peak and off-peak scenarios. Tables 4.3 and 4.4 report the results.</w:t>
       </w:r>
     </w:p>
     <w:p>

--- a/docs/PROJECT_SUBMISSION_CH4.docx
+++ b/docs/PROJECT_SUBMISSION_CH4.docx
@@ -2369,7 +2369,7 @@
           <w:sz w:val="24"/>
           <w:szCs w:val="24"/>
         </w:rPr>
-        <w:t xml:space="preserve">This chapter positions MaHanya within four streams of prior work the reader should expect to encounter across the sections that follow. Section 2.1 traces signal control from fixed-time plans through to traffic-responsive systems such as SCOOT and SCATS, establishing the demand-responsive principle this project inherits at a smaller scale. Section 2.2 reviews learned approaches to signal control: reinforcement-learning controllers and, more directly relevant to this project’s own model design, attention-based sequence models applied to phase recommendation. Section 2.3 examines microscopic traffic simulation, and specifically SUMO, as the calibration and evaluation substrate this project relies on, in place of physical field trials, following the same practice as the learned-control studies reviewed in Section 2.2. Section 2.4 identifies the gap in that literature this project is built to close: the absence, in most of it, of an explicit, model-independent safety layer standing between a learned controller’s recommendation and the signal state actually applied. Section 2.5 closes the chapter by drawing these four threads together into the specific position MaHanya occupies in the literature reviewed.</w:t>
+        <w:t xml:space="preserve">Four streams of prior work position MaHanya within the literature, taken up in turn across the sections that follow. Section 2.1 traces signal control from fixed-time plans through to traffic-responsive systems such as SCOOT and SCATS, establishing the demand-responsive principle this project inherits at a smaller scale. Section 2.2 reviews learned approaches to signal control: reinforcement-learning controllers and, more directly relevant to this project’s own model design, attention-based sequence models applied to phase recommendation. Section 2.3 examines microscopic traffic simulation, and specifically SUMO, as the calibration and evaluation substrate this project relies on, in place of physical field trials, following the same practice as the learned-control studies reviewed in Section 2.2. Section 2.4 identifies the gap in that literature this project is built to close: the absence, in most of it, of an explicit, model-independent safety layer standing between a learned controller’s recommendation and the signal state actually applied. Section 2.5 closes the chapter by drawing these four threads together into the specific position MaHanya occupies in the literature reviewed.</w:t>
       </w:r>
     </w:p>
     <w:p>
@@ -2634,7 +2634,7 @@
           <w:sz w:val="24"/>
           <w:szCs w:val="24"/>
         </w:rPr>
-        <w:t xml:space="preserve">This chapter sets out how MaHanya was analysed, designed, and built, in the order a reader encountering the system for the first time would need it explained. Section 3.1 gives a system-level overview of the two independently deployable projects that make up MaHanya and how they communicate, together with a use case diagram showing who and what interacts with the running system and why. Section 3.2 lists the development tools and technology stack the project depends on. Sections 3.3 through 3.6 describe the offline pipeline that produces a trained model: field data collection and statistical calibration, SUMO scenario calibration, sequence generation, and the Transformer Encoder model’s own design. Section 3.7 describes the priority-aware scheduler (the deterministic rule engine that is the sole authority over what signal state is actually applied) and Section 3.8 describes the dashboard that makes the running system’s behaviour visible and auditable in real time. Section 3.9 summarises the full pipeline end to end, Section 3.10 sets out the component and module design within the api/ and web/ projects, and Section 3.11 closes the chapter with the methodology used to evaluate the resulting controller against a fixed-time baseline.</w:t>
+        <w:t xml:space="preserve">How MaHanya was analysed, designed, and built is set out below, in the order a reader encountering the system for the first time would need it explained. Section 3.1 gives a system-level overview of the two independently deployable projects that make up MaHanya and how they communicate, together with a use case diagram showing who and what interacts with the running system and why. Section 3.2 lists the development tools and technology stack the project depends on. Sections 3.3 through 3.6 describe the offline pipeline that produces a trained model: field data collection and statistical calibration, SUMO scenario calibration, sequence generation, and the Transformer Encoder model’s own design. Section 3.7 describes the priority-aware scheduler (the deterministic rule engine that is the sole authority over what signal state is actually applied) and Section 3.8 describes the dashboard that makes the running system’s behaviour visible and auditable in real time. Section 3.9 summarises the full pipeline end to end, Section 3.10 sets out the component and module design within the api/ and web/ projects, and Section 3.11 closes the chapter with the methodology used to evaluate the resulting controller against a fixed-time baseline.</w:t>
       </w:r>
     </w:p>
     <w:p>
@@ -4873,7 +4873,7 @@
           <w:sz w:val="24"/>
           <w:szCs w:val="24"/>
         </w:rPr>
-        <w:t xml:space="preserve">This chapter reports what was actually built and measured, following the same order as the pipeline described in Chapter Three. Section 4.1 gives a brief implementation overview. Section 4.2 reports the field data collection and statistical calibration results: the fitted arrival-rate parameters the SUMO scenarios were built from. Section 4.3 reports the Transformer Encoder’s training result. Section 4.4 walks through the live dashboard as it actually renders a running scenario. Section 4.5 reports the intelligent controller’s evaluation against the fixed-time baseline on both the peak and off-peak scenarios, and Section 4.6 summarises the project’s test coverage. Section 4.7 then discusses what these results, taken together, say about the proposed solution: where it succeeds, where it does not yet outperform the baseline, and why.</w:t>
+        <w:t xml:space="preserve">What was actually built and measured is reported below, following the same order as the pipeline described in Chapter Three. Section 4.1 gives a brief implementation overview. Section 4.2 reports the field data collection and statistical calibration results: the fitted arrival-rate parameters the SUMO scenarios were built from. Section 4.3 reports the Transformer Encoder’s training result. Section 4.4 walks through the live dashboard as it actually renders a running scenario. Section 4.5 reports the intelligent controller’s evaluation against the fixed-time baseline on both the peak and off-peak scenarios, and Section 4.6 summarises the project’s test coverage. Section 4.7 then discusses what these results, taken together, say about the proposed solution: where it succeeds, where it does not yet outperform the baseline, and why.</w:t>
       </w:r>
     </w:p>
     <w:p>

--- a/docs/PROJECT_SUBMISSION_CH4.docx
+++ b/docs/PROJECT_SUBMISSION_CH4.docx
@@ -4568,7 +4568,7 @@
           <w:sz w:val="24"/>
           <w:szCs w:val="24"/>
         </w:rPr>
-        <w:t xml:space="preserve">The dashboard is a Next.js single-page application, statically exported and served at the site root, built exclusively from Shadcn UI components and theme tokens. It never talks to TraCI, PyTorch, or the scheduler directly; every piece of state it renders (current junction state, active phase, priority events, the model's recommendation next to the scheduler's actual decision, the historical decision log, and evaluation reports) is read from the internal FastAPI relay's /api/* endpoints, over a WebSocket for live simulation ticks and plain HTTP for snapshot and historical queries. Four pages make up the dashboard: Live State, which renders the junction itself on an interactive canvas (Section 3.8.1); Decision Log, a filterable, sortable table of every scheduler decision and its reason code; Evaluation, which runs and displays the intelligent-controller-versus-fixed-time-baseline comparison described in Section 3.9; and Methodology, a plain-language walkthrough of the pipeline in this chapter, included for a non-technical dashboard visitor.</w:t>
+        <w:t xml:space="preserve">The dashboard is a Next.js single-page application, statically exported and served at the site root, built exclusively from Shadcn UI components and theme tokens. It never talks to TraCI, PyTorch, or the scheduler directly; every piece of state it renders (current junction state, active phase, priority events, the model's recommendation next to the scheduler's actual decision, the historical decision log, and evaluation reports) is read from the internal FastAPI relay's /api/* endpoints, over a WebSocket for live simulation ticks and plain HTTP for snapshot and historical queries. Four pages make up the dashboard: Live State, which renders the junction itself on an interactive canvas (Section 3.8.1); Decision Log, a filterable, sortable table of every scheduler decision and its reason code; Evaluation, which runs and displays the intelligent-controller-versus-fixed-time-baseline comparison described in Section 3.9; and Methodology, a plain-language walkthrough of the pipeline described above, included for a non-technical dashboard visitor.</w:t>
       </w:r>
     </w:p>
     <w:p>
@@ -4905,7 +4905,7 @@
           <w:sz w:val="24"/>
           <w:szCs w:val="24"/>
         </w:rPr>
-        <w:t xml:space="preserve">Every stage of the pipeline described in Chapter Three was implemented and exercised end-to-end, from raw counts through to a live, evaluated dashboard, using the Typer command-line interface's pipeline subcommands: fit, calibrate, generate, train, run, evaluate, serve-api, and build-web. All results reported in this chapter were produced by actually running this pipeline against the calibrated Sapon Under-bridge Junction scenarios (a real SUMO simulation process controlled over TraCI, a real trained model checkpoint, and a real FastAPI relay and Next.js dashboard, not simulated or hand-authored output), so the figures and tables below are reproducible by re-running the same commands.</w:t>
+        <w:t xml:space="preserve">Every stage of the pipeline described in Chapter Three was implemented and exercised end-to-end, from raw counts through to a live, evaluated dashboard, using the Typer command-line interface's pipeline subcommands: fit, calibrate, generate, train, run, evaluate, serve-api, and build-web. All results reported below were produced by actually running this pipeline against the calibrated Sapon Under-bridge Junction scenarios (a real SUMO simulation process controlled over TraCI, a real trained model checkpoint, and a real FastAPI relay and Next.js dashboard, not simulated or hand-authored output), so the figures and tables below are reproducible by re-running the same commands.</w:t>
       </w:r>
     </w:p>
     <w:p>
